--- a/downloads/policy-socialstudies.docx
+++ b/downloads/policy-socialstudies.docx
@@ -50,7 +50,7 @@
         <w:t xml:space="preserve">School:  </w:t>
       </w:r>
       <w:r>
-        <w:t>[School Name]</w:t>
+        <w:t>Ida B. Wells High School</w:t>
       </w:r>
     </w:p>
     <w:p>

--- a/downloads/policy-socialstudies.docx
+++ b/downloads/policy-socialstudies.docx
@@ -10,7 +10,7 @@
           <w:color w:val="1D4ED8"/>
           <w:sz w:val="40"/>
         </w:rPr>
-        <w:t>Department AI Use Policy — Social Studies / History</w:t>
+        <w:t>Department AI Use Policy, Social Studies / History</w:t>
       </w:r>
     </w:p>
     <w:p>
@@ -315,7 +315,7 @@
         <w:spacing w:after="60"/>
       </w:pPr>
       <w:r>
-        <w:t>AI can fabricate citations — always verify sources are real.</w:t>
+        <w:t>AI can fabricate citations, always verify sources are real.</w:t>
       </w:r>
     </w:p>
     <w:p>
